--- a/conf/base_document/form_template/dg/3E-FPGA/静态硬件和固件项.docx
+++ b/conf/base_document/form_template/dg/3E-FPGA/静态硬件和固件项.docx
@@ -782,189 +782,187 @@
     </w:p>
     <w:p>
       <w:pPr>
-        <w:pStyle w:val="a7"/>
-        <w:wordWrap w:val="0"/>
-        <w:rPr>
+        <w:pStyle w:val="RC"/>
+        <w:adjustRightInd w:val="0"/>
+        <w:rPr>
+          <w:rFonts w:ascii="宋体" w:eastAsia="宋体" w:hAnsi="宋体" w:cs="Times New Roman" w:hint="eastAsia"/>
+        </w:rPr>
+      </w:pPr>
+      <w:r>
+        <w:rPr>
+          <w:rFonts w:ascii="宋体" w:eastAsia="宋体" w:hAnsi="宋体"/>
           <w:snapToGrid w:val="0"/>
-          <w:sz w:val="24"/>
-          <w:szCs w:val="24"/>
-        </w:rPr>
-      </w:pPr>
-      <w:r>
-        <w:rPr>
+          <w:szCs w:val="24"/>
+        </w:rPr>
+        <w:t>静态</w:t>
+      </w:r>
+      <w:r>
+        <w:rPr>
+          <w:rFonts w:ascii="宋体" w:eastAsia="宋体" w:hAnsi="宋体" w:hint="eastAsia"/>
           <w:snapToGrid w:val="0"/>
-          <w:sz w:val="24"/>
-          <w:szCs w:val="24"/>
-        </w:rPr>
-        <w:t>静态</w:t>
-      </w:r>
-      <w:r>
-        <w:rPr>
-          <w:rFonts w:hint="eastAsia"/>
+          <w:szCs w:val="24"/>
+        </w:rPr>
+        <w:t>测试</w:t>
+      </w:r>
+      <w:r>
+        <w:rPr>
+          <w:rFonts w:ascii="宋体" w:eastAsia="宋体" w:hAnsi="宋体"/>
           <w:snapToGrid w:val="0"/>
-          <w:sz w:val="24"/>
-          <w:szCs w:val="24"/>
-        </w:rPr>
-        <w:t>测试</w:t>
-      </w:r>
-      <w:r>
-        <w:rPr>
-          <w:snapToGrid w:val="0"/>
-          <w:sz w:val="24"/>
-          <w:szCs w:val="24"/>
-        </w:rPr>
-        <w:t>环境使用的硬件和固件项见下表。</w:t>
+          <w:szCs w:val="24"/>
+        </w:rPr>
+        <w:t>环境使用的硬件和固件项见下表</w:t>
+      </w:r>
+      <w:r>
+        <w:rPr>
+          <w:rFonts w:ascii="宋体" w:eastAsia="宋体" w:hAnsi="宋体" w:cs="Times New Roman"/>
+        </w:rPr>
+        <w:t>。</w:t>
       </w:r>
     </w:p>
     <w:p>
       <w:pPr>
-        <w:pStyle w:val="a9"/>
-        <w:tabs>
-          <w:tab w:val="clear" w:pos="3520"/>
-          <w:tab w:val="left" w:pos="454"/>
-          <w:tab w:val="left" w:pos="3260"/>
-        </w:tabs>
-        <w:wordWrap w:val="0"/>
-        <w:spacing w:before="0" w:beforeAutospacing="0" w:after="0" w:afterAutospacing="0" w:line="360" w:lineRule="auto"/>
-        <w:ind w:left="0"/>
-        <w:rPr>
-          <w:rFonts w:ascii="Times New Roman" w:eastAsia="黑体" w:hAnsi="Times New Roman"/>
-          <w:b w:val="0"/>
-        </w:rPr>
-      </w:pPr>
-      <w:r>
-        <w:rPr>
-          <w:rFonts w:ascii="Times New Roman" w:eastAsia="黑体" w:hAnsi="Times New Roman"/>
-          <w:b w:val="0"/>
+        <w:spacing w:line="360" w:lineRule="auto"/>
+        <w:jc w:val="center"/>
+        <w:rPr>
+          <w:rFonts w:eastAsia="黑体"/>
+          <w:sz w:val="21"/>
+          <w:szCs w:val="21"/>
+        </w:rPr>
+      </w:pPr>
+      <w:r>
+        <w:rPr>
+          <w:rFonts w:eastAsia="黑体"/>
+          <w:sz w:val="21"/>
+          <w:szCs w:val="21"/>
         </w:rPr>
         <w:t>表</w:t>
       </w:r>
       <w:r>
         <w:rPr>
-          <w:rFonts w:ascii="Times New Roman" w:eastAsia="黑体" w:hAnsi="Times New Roman"/>
-          <w:b w:val="0"/>
+          <w:rFonts w:eastAsia="黑体"/>
+          <w:sz w:val="21"/>
+          <w:szCs w:val="21"/>
         </w:rPr>
         <w:fldChar w:fldCharType="begin"/>
       </w:r>
       <w:r>
         <w:rPr>
-          <w:rFonts w:ascii="Times New Roman" w:eastAsia="黑体" w:hAnsi="Times New Roman"/>
-          <w:b w:val="0"/>
+          <w:rFonts w:eastAsia="黑体"/>
+          <w:sz w:val="21"/>
+          <w:szCs w:val="21"/>
         </w:rPr>
         <w:instrText xml:space="preserve"> STYLEREF 1 \s </w:instrText>
       </w:r>
       <w:r>
         <w:rPr>
-          <w:rFonts w:ascii="Times New Roman" w:eastAsia="黑体" w:hAnsi="Times New Roman"/>
-          <w:b w:val="0"/>
+          <w:rFonts w:eastAsia="黑体"/>
+          <w:sz w:val="21"/>
+          <w:szCs w:val="21"/>
         </w:rPr>
         <w:fldChar w:fldCharType="separate"/>
       </w:r>
       <w:r>
         <w:rPr>
-          <w:rFonts w:ascii="Times New Roman" w:eastAsia="黑体" w:hAnsi="Times New Roman"/>
-          <w:b w:val="0"/>
+          <w:rFonts w:eastAsia="黑体"/>
           <w:noProof/>
+          <w:sz w:val="21"/>
+          <w:szCs w:val="21"/>
         </w:rPr>
         <w:t>5</w:t>
       </w:r>
       <w:r>
         <w:rPr>
-          <w:rFonts w:ascii="Times New Roman" w:eastAsia="黑体" w:hAnsi="Times New Roman"/>
-          <w:b w:val="0"/>
+          <w:rFonts w:eastAsia="黑体"/>
+          <w:sz w:val="21"/>
+          <w:szCs w:val="21"/>
         </w:rPr>
         <w:fldChar w:fldCharType="end"/>
       </w:r>
       <w:r>
         <w:rPr>
-          <w:rFonts w:ascii="Times New Roman" w:eastAsia="黑体" w:hAnsi="Times New Roman"/>
-          <w:b w:val="0"/>
+          <w:rFonts w:eastAsia="黑体"/>
+          <w:sz w:val="21"/>
+          <w:szCs w:val="21"/>
         </w:rPr>
         <w:noBreakHyphen/>
       </w:r>
       <w:r>
         <w:rPr>
-          <w:rFonts w:ascii="Times New Roman" w:eastAsia="黑体" w:hAnsi="Times New Roman"/>
-          <w:b w:val="0"/>
+          <w:rFonts w:eastAsia="黑体"/>
+          <w:sz w:val="21"/>
+          <w:szCs w:val="21"/>
         </w:rPr>
         <w:fldChar w:fldCharType="begin"/>
       </w:r>
       <w:r>
         <w:rPr>
-          <w:rFonts w:ascii="Times New Roman" w:eastAsia="黑体" w:hAnsi="Times New Roman"/>
-          <w:b w:val="0"/>
+          <w:rFonts w:eastAsia="黑体"/>
+          <w:sz w:val="21"/>
+          <w:szCs w:val="21"/>
         </w:rPr>
         <w:instrText xml:space="preserve"> SEQ </w:instrText>
       </w:r>
       <w:r>
         <w:rPr>
-          <w:rFonts w:ascii="Times New Roman" w:eastAsia="黑体" w:hAnsi="Times New Roman"/>
-          <w:b w:val="0"/>
+          <w:rFonts w:eastAsia="黑体"/>
+          <w:sz w:val="21"/>
+          <w:szCs w:val="21"/>
         </w:rPr>
         <w:instrText>表</w:instrText>
       </w:r>
       <w:r>
         <w:rPr>
-          <w:rFonts w:ascii="Times New Roman" w:eastAsia="黑体" w:hAnsi="Times New Roman"/>
-          <w:b w:val="0"/>
+          <w:rFonts w:eastAsia="黑体"/>
+          <w:sz w:val="21"/>
+          <w:szCs w:val="21"/>
         </w:rPr>
         <w:instrText xml:space="preserve"> \* ARABIC \s 1 </w:instrText>
       </w:r>
       <w:r>
         <w:rPr>
-          <w:rFonts w:ascii="Times New Roman" w:eastAsia="黑体" w:hAnsi="Times New Roman"/>
-          <w:b w:val="0"/>
+          <w:rFonts w:eastAsia="黑体"/>
+          <w:sz w:val="21"/>
+          <w:szCs w:val="21"/>
         </w:rPr>
         <w:fldChar w:fldCharType="separate"/>
       </w:r>
       <w:r>
         <w:rPr>
-          <w:rFonts w:ascii="Times New Roman" w:eastAsia="黑体" w:hAnsi="Times New Roman"/>
-          <w:b w:val="0"/>
+          <w:rFonts w:eastAsia="黑体"/>
           <w:noProof/>
-        </w:rPr>
-        <w:t>5</w:t>
-      </w:r>
-      <w:r>
-        <w:rPr>
-          <w:rFonts w:ascii="Times New Roman" w:eastAsia="黑体" w:hAnsi="Times New Roman"/>
-          <w:b w:val="0"/>
+          <w:sz w:val="21"/>
+          <w:szCs w:val="21"/>
+        </w:rPr>
+        <w:t>8</w:t>
+      </w:r>
+      <w:r>
+        <w:rPr>
+          <w:rFonts w:eastAsia="黑体"/>
+          <w:sz w:val="21"/>
+          <w:szCs w:val="21"/>
         </w:rPr>
         <w:fldChar w:fldCharType="end"/>
       </w:r>
       <w:r>
         <w:rPr>
-          <w:rFonts w:ascii="Times New Roman" w:eastAsia="黑体" w:hAnsi="Times New Roman"/>
-          <w:b w:val="0"/>
-        </w:rPr>
-        <w:t xml:space="preserve"> </w:t>
-      </w:r>
-      <w:r>
-        <w:rPr>
-          <w:rFonts w:ascii="Times New Roman" w:eastAsia="黑体" w:hAnsi="Times New Roman"/>
-          <w:b w:val="0"/>
-        </w:rPr>
-        <w:t>静态</w:t>
-      </w:r>
-      <w:r>
-        <w:rPr>
-          <w:rFonts w:ascii="Times New Roman" w:eastAsia="黑体" w:hAnsi="Times New Roman" w:hint="eastAsia"/>
-          <w:b w:val="0"/>
-        </w:rPr>
-        <w:t>测试</w:t>
-      </w:r>
-      <w:r>
-        <w:rPr>
-          <w:rFonts w:ascii="Times New Roman" w:eastAsia="黑体" w:hAnsi="Times New Roman"/>
-          <w:b w:val="0"/>
-        </w:rPr>
-        <w:t>环境硬件和固件项</w:t>
+          <w:rFonts w:eastAsia="黑体" w:hint="eastAsia"/>
+          <w:sz w:val="21"/>
+          <w:szCs w:val="21"/>
+        </w:rPr>
+        <w:t>静态测试环境</w:t>
+      </w:r>
+      <w:r>
+        <w:rPr>
+          <w:rFonts w:eastAsia="黑体" w:hint="eastAsia"/>
+          <w:sz w:val="21"/>
+          <w:szCs w:val="21"/>
+        </w:rPr>
+        <w:t>硬件和固件项</w:t>
       </w:r>
     </w:p>
     <w:tbl>
       <w:tblPr>
         <w:tblW w:w="5000" w:type="pct"/>
-        <w:jc w:val="center"/>
         <w:tblBorders>
           <w:top w:val="single" w:sz="12" w:space="0" w:color="auto"/>
           <w:left w:val="single" w:sz="12" w:space="0" w:color="auto"/>
@@ -976,32 +974,31 @@
         <w:tblLook w:val="0000" w:firstRow="0" w:lastRow="0" w:firstColumn="0" w:lastColumn="0" w:noHBand="0" w:noVBand="0"/>
       </w:tblPr>
       <w:tblGrid>
-        <w:gridCol w:w="460"/>
-        <w:gridCol w:w="876"/>
-        <w:gridCol w:w="1892"/>
-        <w:gridCol w:w="1659"/>
-        <w:gridCol w:w="1266"/>
-        <w:gridCol w:w="2123"/>
+        <w:gridCol w:w="427"/>
+        <w:gridCol w:w="1332"/>
+        <w:gridCol w:w="1384"/>
+        <w:gridCol w:w="2046"/>
+        <w:gridCol w:w="1543"/>
+        <w:gridCol w:w="1544"/>
       </w:tblGrid>
       <w:tr>
         <w:trPr>
-          <w:trHeight w:val="397"/>
-          <w:tblHeader/>
-          <w:jc w:val="center"/>
+          <w:trHeight w:val="340"/>
         </w:trPr>
         <w:tc>
           <w:tcPr>
-            <w:tcW w:w="295" w:type="pct"/>
+            <w:tcW w:w="258" w:type="pct"/>
             <w:vAlign w:val="center"/>
           </w:tcPr>
           <w:p>
             <w:pPr>
-              <w:spacing w:before="100" w:beforeAutospacing="1" w:after="100" w:afterAutospacing="1" w:line="240" w:lineRule="auto"/>
+              <w:tabs>
+                <w:tab w:val="left" w:pos="6706"/>
+              </w:tabs>
+              <w:spacing w:line="240" w:lineRule="auto"/>
               <w:jc w:val="center"/>
               <w:rPr>
-                <w:rFonts w:ascii="黑体" w:eastAsia="黑体" w:hAnsi="黑体" w:hint="eastAsia"/>
-                <w:bCs/>
-                <w:snapToGrid w:val="0"/>
+                <w:rFonts w:eastAsia="黑体"/>
                 <w:sz w:val="21"/>
                 <w:szCs w:val="21"/>
               </w:rPr>
@@ -1010,6 +1007,7 @@
               <w:rPr>
                 <w:rFonts w:ascii="黑体" w:eastAsia="黑体" w:hAnsi="黑体"/>
                 <w:bCs/>
+                <w:iCs/>
                 <w:snapToGrid w:val="0"/>
                 <w:sz w:val="21"/>
                 <w:szCs w:val="21"/>
@@ -1020,17 +1018,18 @@
         </w:tc>
         <w:tc>
           <w:tcPr>
-            <w:tcW w:w="546" w:type="pct"/>
+            <w:tcW w:w="805" w:type="pct"/>
             <w:vAlign w:val="center"/>
           </w:tcPr>
           <w:p>
             <w:pPr>
-              <w:spacing w:before="100" w:beforeAutospacing="1" w:after="100" w:afterAutospacing="1" w:line="240" w:lineRule="auto"/>
+              <w:tabs>
+                <w:tab w:val="left" w:pos="6706"/>
+              </w:tabs>
+              <w:spacing w:line="240" w:lineRule="auto"/>
               <w:jc w:val="center"/>
               <w:rPr>
-                <w:rFonts w:ascii="黑体" w:eastAsia="黑体" w:hAnsi="黑体" w:hint="eastAsia"/>
-                <w:bCs/>
-                <w:snapToGrid w:val="0"/>
+                <w:rFonts w:eastAsia="黑体"/>
                 <w:sz w:val="21"/>
                 <w:szCs w:val="21"/>
               </w:rPr>
@@ -1049,17 +1048,18 @@
         </w:tc>
         <w:tc>
           <w:tcPr>
-            <w:tcW w:w="1160" w:type="pct"/>
+            <w:tcW w:w="836" w:type="pct"/>
             <w:vAlign w:val="center"/>
           </w:tcPr>
           <w:p>
             <w:pPr>
-              <w:spacing w:before="100" w:beforeAutospacing="1" w:after="100" w:afterAutospacing="1" w:line="240" w:lineRule="auto"/>
+              <w:tabs>
+                <w:tab w:val="left" w:pos="6706"/>
+              </w:tabs>
+              <w:spacing w:line="240" w:lineRule="auto"/>
               <w:jc w:val="center"/>
               <w:rPr>
-                <w:rFonts w:ascii="黑体" w:eastAsia="黑体" w:hAnsi="黑体" w:hint="eastAsia"/>
-                <w:bCs/>
-                <w:snapToGrid w:val="0"/>
+                <w:rFonts w:eastAsia="黑体"/>
                 <w:sz w:val="21"/>
                 <w:szCs w:val="21"/>
               </w:rPr>
@@ -1078,17 +1078,18 @@
         </w:tc>
         <w:tc>
           <w:tcPr>
-            <w:tcW w:w="918" w:type="pct"/>
+            <w:tcW w:w="1236" w:type="pct"/>
             <w:vAlign w:val="center"/>
           </w:tcPr>
           <w:p>
             <w:pPr>
-              <w:spacing w:before="100" w:beforeAutospacing="1" w:after="100" w:afterAutospacing="1" w:line="240" w:lineRule="auto"/>
+              <w:tabs>
+                <w:tab w:val="left" w:pos="6706"/>
+              </w:tabs>
+              <w:spacing w:line="240" w:lineRule="auto"/>
               <w:jc w:val="center"/>
               <w:rPr>
-                <w:rFonts w:ascii="黑体" w:eastAsia="黑体" w:hAnsi="黑体" w:hint="eastAsia"/>
-                <w:bCs/>
-                <w:snapToGrid w:val="0"/>
+                <w:rFonts w:eastAsia="黑体"/>
                 <w:sz w:val="21"/>
                 <w:szCs w:val="21"/>
               </w:rPr>
@@ -1107,18 +1108,18 @@
         </w:tc>
         <w:tc>
           <w:tcPr>
-            <w:tcW w:w="782" w:type="pct"/>
+            <w:tcW w:w="932" w:type="pct"/>
             <w:vAlign w:val="center"/>
           </w:tcPr>
           <w:p>
             <w:pPr>
-              <w:spacing w:before="100" w:beforeAutospacing="1" w:after="100" w:afterAutospacing="1" w:line="240" w:lineRule="auto"/>
-              <w:ind w:leftChars="-20" w:left="-56" w:rightChars="-20" w:right="-56"/>
+              <w:tabs>
+                <w:tab w:val="left" w:pos="6706"/>
+              </w:tabs>
+              <w:spacing w:line="240" w:lineRule="auto"/>
               <w:jc w:val="center"/>
               <w:rPr>
-                <w:rFonts w:ascii="黑体" w:eastAsia="黑体" w:hAnsi="黑体" w:hint="eastAsia"/>
-                <w:bCs/>
-                <w:snapToGrid w:val="0"/>
+                <w:rFonts w:eastAsia="黑体"/>
                 <w:sz w:val="21"/>
                 <w:szCs w:val="21"/>
               </w:rPr>
@@ -1137,17 +1138,20 @@
         </w:tc>
         <w:tc>
           <w:tcPr>
-            <w:tcW w:w="1299" w:type="pct"/>
+            <w:tcW w:w="933" w:type="pct"/>
             <w:vAlign w:val="center"/>
           </w:tcPr>
           <w:p>
             <w:pPr>
-              <w:spacing w:before="100" w:beforeAutospacing="1" w:after="100" w:afterAutospacing="1" w:line="240" w:lineRule="auto"/>
-              <w:ind w:leftChars="-20" w:left="-56" w:rightChars="-20" w:right="-56"/>
+              <w:tabs>
+                <w:tab w:val="left" w:pos="6706"/>
+              </w:tabs>
+              <w:spacing w:line="240" w:lineRule="auto"/>
               <w:jc w:val="center"/>
               <w:rPr>
                 <w:rFonts w:ascii="黑体" w:eastAsia="黑体" w:hAnsi="黑体" w:hint="eastAsia"/>
                 <w:bCs/>
+                <w:iCs/>
                 <w:snapToGrid w:val="0"/>
                 <w:sz w:val="21"/>
                 <w:szCs w:val="21"/>
@@ -1168,31 +1172,22 @@
       </w:tr>
       <w:tr>
         <w:trPr>
-          <w:trHeight w:val="309"/>
-          <w:jc w:val="center"/>
+          <w:trHeight w:val="340"/>
         </w:trPr>
         <w:tc>
           <w:tcPr>
-            <w:tcW w:w="295" w:type="pct"/>
+            <w:tcW w:w="258" w:type="pct"/>
             <w:vAlign w:val="center"/>
           </w:tcPr>
           <w:p>
             <w:pPr>
-              <w:pStyle w:val="ac"/>
               <w:numPr>
                 <w:ilvl w:val="0"/>
-                <w:numId w:val="2"/>
+                <w:numId w:val="4"/>
               </w:numPr>
-              <w:tabs>
-                <w:tab w:val="left" w:pos="240"/>
-                <w:tab w:val="left" w:pos="840"/>
-              </w:tabs>
               <w:spacing w:line="240" w:lineRule="auto"/>
-              <w:ind w:left="442" w:firstLineChars="0" w:hanging="442"/>
               <w:jc w:val="center"/>
               <w:rPr>
-                <w:bCs/>
-                <w:snapToGrid w:val="0"/>
                 <w:sz w:val="21"/>
                 <w:szCs w:val="21"/>
               </w:rPr>
@@ -1201,25 +1196,22 @@
         </w:tc>
         <w:tc>
           <w:tcPr>
-            <w:tcW w:w="546" w:type="pct"/>
+            <w:tcW w:w="805" w:type="pct"/>
             <w:vAlign w:val="center"/>
           </w:tcPr>
           <w:p>
             <w:pPr>
-              <w:pStyle w:val="ab"/>
-              <w:topLinePunct/>
-              <w:ind w:firstLineChars="4" w:firstLine="8"/>
-              <w:textAlignment w:val="center"/>
-              <w:rPr>
-                <w:snapToGrid w:val="0"/>
-                <w:szCs w:val="21"/>
-                <w:lang w:val="fr-FR"/>
+              <w:spacing w:line="240" w:lineRule="auto"/>
+              <w:rPr>
+                <w:sz w:val="21"/>
+                <w:szCs w:val="21"/>
               </w:rPr>
             </w:pPr>
             <w:r>
               <w:rPr>
                 <w:iCs/>
                 <w:snapToGrid w:val="0"/>
+                <w:sz w:val="21"/>
                 <w:szCs w:val="21"/>
               </w:rPr>
               <w:t>计算机</w:t>
@@ -1228,7 +1220,7 @@
         </w:tc>
         <w:tc>
           <w:tcPr>
-            <w:tcW w:w="1160" w:type="pct"/>
+            <w:tcW w:w="836" w:type="pct"/>
             <w:vAlign w:val="center"/>
           </w:tcPr>
           <w:p>
@@ -1347,37 +1339,35 @@
           </w:p>
           <w:p>
             <w:pPr>
-              <w:pStyle w:val="ab"/>
-              <w:topLinePunct/>
-              <w:ind w:firstLineChars="4" w:firstLine="8"/>
-              <w:jc w:val="both"/>
-              <w:textAlignment w:val="center"/>
+              <w:spacing w:line="240" w:lineRule="auto"/>
+              <w:rPr>
+                <w:sz w:val="21"/>
+                <w:szCs w:val="21"/>
+              </w:rPr>
+            </w:pPr>
+            <w:r>
               <w:rPr>
                 <w:iCs/>
                 <w:snapToGrid w:val="0"/>
-                <w:szCs w:val="21"/>
-              </w:rPr>
-            </w:pPr>
+                <w:sz w:val="21"/>
+                <w:szCs w:val="21"/>
+              </w:rPr>
+              <w:t>显示器：</w:t>
+            </w:r>
             <w:r>
               <w:rPr>
                 <w:iCs/>
                 <w:snapToGrid w:val="0"/>
-                <w:szCs w:val="21"/>
-              </w:rPr>
-              <w:t>显示器：</w:t>
+                <w:sz w:val="21"/>
+                <w:szCs w:val="21"/>
+              </w:rPr>
+              <w:t>28</w:t>
             </w:r>
             <w:r>
               <w:rPr>
                 <w:iCs/>
                 <w:snapToGrid w:val="0"/>
-                <w:szCs w:val="21"/>
-              </w:rPr>
-              <w:t>28</w:t>
-            </w:r>
-            <w:r>
-              <w:rPr>
-                <w:iCs/>
-                <w:snapToGrid w:val="0"/>
+                <w:sz w:val="21"/>
                 <w:szCs w:val="21"/>
               </w:rPr>
               <w:t>英寸</w:t>
@@ -1386,19 +1376,14 @@
         </w:tc>
         <w:tc>
           <w:tcPr>
-            <w:tcW w:w="918" w:type="pct"/>
+            <w:tcW w:w="1236" w:type="pct"/>
             <w:vAlign w:val="center"/>
           </w:tcPr>
           <w:p>
             <w:pPr>
-              <w:pStyle w:val="ab"/>
-              <w:overflowPunct w:val="0"/>
-              <w:topLinePunct/>
-              <w:ind w:firstLineChars="4" w:firstLine="8"/>
-              <w:jc w:val="both"/>
-              <w:textAlignment w:val="center"/>
-              <w:rPr>
-                <w:snapToGrid w:val="0"/>
+              <w:spacing w:line="240" w:lineRule="auto"/>
+              <w:rPr>
+                <w:sz w:val="21"/>
                 <w:szCs w:val="21"/>
               </w:rPr>
             </w:pPr>
@@ -1406,6 +1391,7 @@
               <w:rPr>
                 <w:iCs/>
                 <w:snapToGrid w:val="0"/>
+                <w:sz w:val="21"/>
                 <w:szCs w:val="21"/>
               </w:rPr>
               <w:t>TY20191200090</w:t>
@@ -1414,24 +1400,20 @@
         </w:tc>
         <w:tc>
           <w:tcPr>
-            <w:tcW w:w="782" w:type="pct"/>
+            <w:tcW w:w="932" w:type="pct"/>
             <w:vAlign w:val="center"/>
           </w:tcPr>
           <w:p>
             <w:pPr>
-              <w:pStyle w:val="ab"/>
-              <w:overflowPunct w:val="0"/>
-              <w:topLinePunct/>
-              <w:ind w:firstLineChars="4" w:firstLine="8"/>
-              <w:jc w:val="both"/>
-              <w:textAlignment w:val="center"/>
-              <w:rPr>
-                <w:snapToGrid w:val="0"/>
+              <w:spacing w:line="240" w:lineRule="auto"/>
+              <w:rPr>
+                <w:sz w:val="21"/>
                 <w:szCs w:val="21"/>
               </w:rPr>
             </w:pPr>
             <w:r>
               <w:rPr>
+                <w:sz w:val="21"/>
                 <w:szCs w:val="21"/>
               </w:rPr>
               <w:t>中国科学院卫星软件评测中心</w:t>
@@ -1440,14 +1422,11 @@
         </w:tc>
         <w:tc>
           <w:tcPr>
-            <w:tcW w:w="1299" w:type="pct"/>
+            <w:tcW w:w="933" w:type="pct"/>
             <w:vAlign w:val="center"/>
           </w:tcPr>
           <w:p>
             <w:pPr>
-              <w:pStyle w:val="TableParagraph"/>
-              <w:kinsoku w:val="0"/>
-              <w:overflowPunct w:val="0"/>
               <w:spacing w:line="240" w:lineRule="auto"/>
               <w:rPr>
                 <w:snapToGrid w:val="0"/>
@@ -1470,8 +1449,10 @@
     </w:tbl>
     <w:p>
       <w:pPr>
-        <w:rPr>
-          <w:rFonts w:hint="eastAsia"/>
+        <w:wordWrap w:val="0"/>
+        <w:rPr>
+          <w:sz w:val="24"/>
+          <w:szCs w:val="24"/>
         </w:rPr>
       </w:pPr>
     </w:p>
@@ -1489,7 +1470,6 @@
           <w:sz w:val="24"/>
           <w:szCs w:val="24"/>
         </w:rPr>
-        <w:lastRenderedPageBreak/>
         <w:t>{%p endif %}</w:t>
       </w:r>
     </w:p>
@@ -1788,6 +1768,97 @@
     </w:lvl>
   </w:abstractNum>
   <w:abstractNum w:abstractNumId="2" w15:restartNumberingAfterBreak="0">
+    <w:nsid w:val="54FF01DD"/>
+    <w:multiLevelType w:val="hybridMultilevel"/>
+    <w:tmpl w:val="F014B964"/>
+    <w:lvl w:ilvl="0" w:tplc="389640CA">
+      <w:start w:val="1"/>
+      <w:numFmt w:val="decimal"/>
+      <w:suff w:val="nothing"/>
+      <w:lvlText w:val="%1"/>
+      <w:lvlJc w:val="left"/>
+      <w:pPr>
+        <w:ind w:left="420" w:hanging="420"/>
+      </w:pPr>
+      <w:rPr>
+        <w:rFonts w:eastAsia="黑体" w:hint="eastAsia"/>
+        <w:sz w:val="21"/>
+      </w:rPr>
+    </w:lvl>
+    <w:lvl w:ilvl="1" w:tplc="04090019" w:tentative="1">
+      <w:start w:val="1"/>
+      <w:numFmt w:val="lowerLetter"/>
+      <w:lvlText w:val="%2)"/>
+      <w:lvlJc w:val="left"/>
+      <w:pPr>
+        <w:ind w:left="840" w:hanging="420"/>
+      </w:pPr>
+    </w:lvl>
+    <w:lvl w:ilvl="2" w:tplc="0409001B" w:tentative="1">
+      <w:start w:val="1"/>
+      <w:numFmt w:val="lowerRoman"/>
+      <w:lvlText w:val="%3."/>
+      <w:lvlJc w:val="right"/>
+      <w:pPr>
+        <w:ind w:left="1260" w:hanging="420"/>
+      </w:pPr>
+    </w:lvl>
+    <w:lvl w:ilvl="3" w:tplc="0409000F" w:tentative="1">
+      <w:start w:val="1"/>
+      <w:numFmt w:val="decimal"/>
+      <w:lvlText w:val="%4."/>
+      <w:lvlJc w:val="left"/>
+      <w:pPr>
+        <w:ind w:left="1680" w:hanging="420"/>
+      </w:pPr>
+    </w:lvl>
+    <w:lvl w:ilvl="4" w:tplc="04090019" w:tentative="1">
+      <w:start w:val="1"/>
+      <w:numFmt w:val="lowerLetter"/>
+      <w:lvlText w:val="%5)"/>
+      <w:lvlJc w:val="left"/>
+      <w:pPr>
+        <w:ind w:left="2100" w:hanging="420"/>
+      </w:pPr>
+    </w:lvl>
+    <w:lvl w:ilvl="5" w:tplc="0409001B" w:tentative="1">
+      <w:start w:val="1"/>
+      <w:numFmt w:val="lowerRoman"/>
+      <w:lvlText w:val="%6."/>
+      <w:lvlJc w:val="right"/>
+      <w:pPr>
+        <w:ind w:left="2520" w:hanging="420"/>
+      </w:pPr>
+    </w:lvl>
+    <w:lvl w:ilvl="6" w:tplc="0409000F" w:tentative="1">
+      <w:start w:val="1"/>
+      <w:numFmt w:val="decimal"/>
+      <w:lvlText w:val="%7."/>
+      <w:lvlJc w:val="left"/>
+      <w:pPr>
+        <w:ind w:left="2940" w:hanging="420"/>
+      </w:pPr>
+    </w:lvl>
+    <w:lvl w:ilvl="7" w:tplc="04090019" w:tentative="1">
+      <w:start w:val="1"/>
+      <w:numFmt w:val="lowerLetter"/>
+      <w:lvlText w:val="%8)"/>
+      <w:lvlJc w:val="left"/>
+      <w:pPr>
+        <w:ind w:left="3360" w:hanging="420"/>
+      </w:pPr>
+    </w:lvl>
+    <w:lvl w:ilvl="8" w:tplc="0409001B" w:tentative="1">
+      <w:start w:val="1"/>
+      <w:numFmt w:val="lowerRoman"/>
+      <w:lvlText w:val="%9."/>
+      <w:lvlJc w:val="right"/>
+      <w:pPr>
+        <w:ind w:left="3780" w:hanging="420"/>
+      </w:pPr>
+    </w:lvl>
+  </w:abstractNum>
+  <w:abstractNum w:abstractNumId="3" w15:restartNumberingAfterBreak="0">
     <w:nsid w:val="5FF0482E"/>
     <w:multiLevelType w:val="hybridMultilevel"/>
     <w:tmpl w:val="764A8C58"/>
@@ -1884,6 +1955,9 @@
     <w:abstractNumId w:val="0"/>
   </w:num>
   <w:num w:numId="3" w16cid:durableId="81489512">
+    <w:abstractNumId w:val="3"/>
+  </w:num>
+  <w:num w:numId="4" w16cid:durableId="1903179042">
     <w:abstractNumId w:val="2"/>
   </w:num>
 </w:numbering>
@@ -2519,6 +2593,33 @@
       <w14:ligatures w14:val="none"/>
     </w:rPr>
   </w:style>
+  <w:style w:type="paragraph" w:customStyle="1" w:styleId="RC">
+    <w:name w:val="RC正文"/>
+    <w:basedOn w:val="a"/>
+    <w:link w:val="RCChar"/>
+    <w:rsid w:val="004F3A8D"/>
+    <w:pPr>
+      <w:spacing w:line="360" w:lineRule="auto"/>
+      <w:ind w:firstLineChars="200" w:firstLine="480"/>
+    </w:pPr>
+    <w:rPr>
+      <w:rFonts w:eastAsiaTheme="minorEastAsia" w:cstheme="minorBidi"/>
+      <w:sz w:val="24"/>
+      <w:szCs w:val="22"/>
+    </w:rPr>
+  </w:style>
+  <w:style w:type="character" w:customStyle="1" w:styleId="RCChar">
+    <w:name w:val="RC正文 Char"/>
+    <w:basedOn w:val="a0"/>
+    <w:link w:val="RC"/>
+    <w:qFormat/>
+    <w:rsid w:val="004F3A8D"/>
+    <w:rPr>
+      <w:rFonts w:ascii="Times New Roman" w:hAnsi="Times New Roman"/>
+      <w:sz w:val="24"/>
+      <w14:ligatures w14:val="none"/>
+    </w:rPr>
+  </w:style>
 </w:styles>
 </file>
 
